--- a/briefings/线口监测午报-2026-09-05.docx
+++ b/briefings/线口监测午报-2026-09-05.docx
@@ -22,7 +22,7 @@
           <w:color w:val="888888"/>
           <w:sz w:val="18"/>
         </w:rPr>
-        <w:t>监测窗口:近48小时 | 生成时间:2026-09-05 19:14</w:t>
+        <w:t>监测窗口:近48小时 | 生成时间:2026-09-05 19:48</w:t>
       </w:r>
     </w:p>
     <w:p>
@@ -70,6 +70,108 @@
           <w:color w:val="888888"/>
           <w:sz w:val="24"/>
         </w:rPr>
+        <w:t>比亚迪：超级智能体迪迪虾暨腾势 N8L 纯电上市发布会定档 9 月 14 日</w:t>
+      </w:r>
+    </w:p>
+    <w:p>
+      <w:r>
+        <w:rPr>
+          <w:rFonts w:ascii="Times New Roman" w:hAnsi="Times New Roman" w:eastAsia="宋体"/>
+          <w:color w:val="888888"/>
+          <w:sz w:val="18"/>
+        </w:rPr>
+        <w:t>来源:IT之家 | 时间:09-05 19:45</w:t>
+      </w:r>
+    </w:p>
+    <w:p>
+      <w:r>
+        <w:rPr>
+          <w:rFonts w:ascii="Times New Roman" w:hAnsi="Times New Roman" w:eastAsia="宋体"/>
+          <w:sz w:val="18"/>
+        </w:rPr>
+        <w:t>链接:</w:t>
+      </w:r>
+      <w:hyperlink r:id="rId9">
+        <w:r>
+          <w:rPr>
+            <w:color w:val="0563C1"/>
+            <w:u w:val="single"/>
+          </w:rPr>
+          <w:t>比亚迪：超级智能体迪迪虾暨腾势 N8L 纯电上市发布会定档 9 月 14 日</w:t>
+        </w:r>
+      </w:hyperlink>
+    </w:p>
+    <w:p>
+      <w:pPr>
+        <w:pStyle w:val="Heading3"/>
+      </w:pPr>
+      <w:r>
+        <w:rPr>
+          <w:rFonts w:ascii="Times New Roman" w:hAnsi="Times New Roman" w:eastAsia="黑体"/>
+          <w:b w:val="0"/>
+          <w:color w:val="888888"/>
+          <w:sz w:val="24"/>
+        </w:rPr>
+        <w:t>【C级·参考】</w:t>
+      </w:r>
+      <w:r>
+        <w:rPr>
+          <w:rFonts w:ascii="Times New Roman" w:hAnsi="Times New Roman" w:eastAsia="黑体"/>
+          <w:b w:val="0"/>
+          <w:color w:val="888888"/>
+          <w:sz w:val="24"/>
+        </w:rPr>
+        <w:t>OpenAI 回应旗下智能体攻进德国网站：将彻底改革“AI 模型攻击”事件披露机制</w:t>
+      </w:r>
+    </w:p>
+    <w:p>
+      <w:r>
+        <w:rPr>
+          <w:rFonts w:ascii="Times New Roman" w:hAnsi="Times New Roman" w:eastAsia="宋体"/>
+          <w:color w:val="888888"/>
+          <w:sz w:val="18"/>
+        </w:rPr>
+        <w:t>来源:IT之家 | 时间:09-05 19:43</w:t>
+      </w:r>
+    </w:p>
+    <w:p>
+      <w:r>
+        <w:rPr>
+          <w:rFonts w:ascii="Times New Roman" w:hAnsi="Times New Roman" w:eastAsia="宋体"/>
+          <w:sz w:val="18"/>
+        </w:rPr>
+        <w:t>链接:</w:t>
+      </w:r>
+      <w:hyperlink r:id="rId10">
+        <w:r>
+          <w:rPr>
+            <w:color w:val="0563C1"/>
+            <w:u w:val="single"/>
+          </w:rPr>
+          <w:t>OpenAI 回应旗下智能体攻进德国网站：将彻底改革“AI 模型攻击”事件披露机制</w:t>
+        </w:r>
+      </w:hyperlink>
+    </w:p>
+    <w:p>
+      <w:pPr>
+        <w:pStyle w:val="Heading3"/>
+      </w:pPr>
+      <w:r>
+        <w:rPr>
+          <w:rFonts w:ascii="Times New Roman" w:hAnsi="Times New Roman" w:eastAsia="黑体"/>
+          <w:b w:val="0"/>
+          <w:color w:val="888888"/>
+          <w:sz w:val="24"/>
+        </w:rPr>
+        <w:t>【C级·参考】</w:t>
+      </w:r>
+      <w:r>
+        <w:rPr>
+          <w:rFonts w:ascii="Times New Roman" w:hAnsi="Times New Roman" w:eastAsia="黑体"/>
+          <w:b w:val="0"/>
+          <w:color w:val="888888"/>
+          <w:sz w:val="24"/>
+        </w:rPr>
         <w:t>塔塔咨询将在印度海得拉巴建设 1GW AI 数据中心，预计投资 7000 亿卢比</w:t>
       </w:r>
     </w:p>
@@ -91,7 +193,7 @@
         </w:rPr>
         <w:t>链接:</w:t>
       </w:r>
-      <w:hyperlink r:id="rId9">
+      <w:hyperlink r:id="rId11">
         <w:r>
           <w:rPr>
             <w:color w:val="0563C1"/>
@@ -142,7 +244,7 @@
         </w:rPr>
         <w:t>链接:</w:t>
       </w:r>
-      <w:hyperlink r:id="rId10">
+      <w:hyperlink r:id="rId12">
         <w:r>
           <w:rPr>
             <w:color w:val="0563C1"/>
@@ -193,7 +295,7 @@
         </w:rPr>
         <w:t>链接:</w:t>
       </w:r>
-      <w:hyperlink r:id="rId11">
+      <w:hyperlink r:id="rId13">
         <w:r>
           <w:rPr>
             <w:color w:val="0563C1"/>
@@ -244,7 +346,7 @@
         </w:rPr>
         <w:t>链接:</w:t>
       </w:r>
-      <w:hyperlink r:id="rId12">
+      <w:hyperlink r:id="rId14">
         <w:r>
           <w:rPr>
             <w:color w:val="0563C1"/>
@@ -295,7 +397,7 @@
         </w:rPr>
         <w:t>链接:</w:t>
       </w:r>
-      <w:hyperlink r:id="rId13">
+      <w:hyperlink r:id="rId15">
         <w:r>
           <w:rPr>
             <w:color w:val="0563C1"/>
@@ -346,7 +448,7 @@
         </w:rPr>
         <w:t>链接:</w:t>
       </w:r>
-      <w:hyperlink r:id="rId14">
+      <w:hyperlink r:id="rId16">
         <w:r>
           <w:rPr>
             <w:color w:val="0563C1"/>
@@ -397,7 +499,7 @@
         </w:rPr>
         <w:t>链接:</w:t>
       </w:r>
-      <w:hyperlink r:id="rId15">
+      <w:hyperlink r:id="rId17">
         <w:r>
           <w:rPr>
             <w:color w:val="0563C1"/>
@@ -448,7 +550,7 @@
         </w:rPr>
         <w:t>链接:</w:t>
       </w:r>
-      <w:hyperlink r:id="rId16">
+      <w:hyperlink r:id="rId18">
         <w:r>
           <w:rPr>
             <w:color w:val="0563C1"/>
@@ -499,7 +601,7 @@
         </w:rPr>
         <w:t>链接:</w:t>
       </w:r>
-      <w:hyperlink r:id="rId17">
+      <w:hyperlink r:id="rId19">
         <w:r>
           <w:rPr>
             <w:color w:val="0563C1"/>
@@ -550,7 +652,7 @@
         </w:rPr>
         <w:t>链接:</w:t>
       </w:r>
-      <w:hyperlink r:id="rId18">
+      <w:hyperlink r:id="rId20">
         <w:r>
           <w:rPr>
             <w:color w:val="0563C1"/>
@@ -601,7 +703,7 @@
         </w:rPr>
         <w:t>链接:</w:t>
       </w:r>
-      <w:hyperlink r:id="rId19">
+      <w:hyperlink r:id="rId21">
         <w:r>
           <w:rPr>
             <w:color w:val="0563C1"/>
@@ -652,7 +754,7 @@
         </w:rPr>
         <w:t>链接:</w:t>
       </w:r>
-      <w:hyperlink r:id="rId20">
+      <w:hyperlink r:id="rId22">
         <w:r>
           <w:rPr>
             <w:color w:val="0563C1"/>
@@ -703,7 +805,7 @@
         </w:rPr>
         <w:t>链接:</w:t>
       </w:r>
-      <w:hyperlink r:id="rId21">
+      <w:hyperlink r:id="rId23">
         <w:r>
           <w:rPr>
             <w:color w:val="0563C1"/>
@@ -754,7 +856,7 @@
         </w:rPr>
         <w:t>链接:</w:t>
       </w:r>
-      <w:hyperlink r:id="rId22">
+      <w:hyperlink r:id="rId24">
         <w:r>
           <w:rPr>
             <w:color w:val="0563C1"/>
@@ -805,64 +907,13 @@
         </w:rPr>
         <w:t>链接:</w:t>
       </w:r>
-      <w:hyperlink r:id="rId23">
+      <w:hyperlink r:id="rId25">
         <w:r>
           <w:rPr>
             <w:color w:val="0563C1"/>
             <w:u w:val="single"/>
           </w:rPr>
           <w:t>用AI眼镜打破感官边界，乐奇让“看见”与“听见”再无壁垒</w:t>
-        </w:r>
-      </w:hyperlink>
-    </w:p>
-    <w:p>
-      <w:pPr>
-        <w:pStyle w:val="Heading3"/>
-      </w:pPr>
-      <w:r>
-        <w:rPr>
-          <w:rFonts w:ascii="Times New Roman" w:hAnsi="Times New Roman" w:eastAsia="黑体"/>
-          <w:b w:val="0"/>
-          <w:color w:val="888888"/>
-          <w:sz w:val="24"/>
-        </w:rPr>
-        <w:t>【C级·参考】</w:t>
-      </w:r>
-      <w:r>
-        <w:rPr>
-          <w:rFonts w:ascii="Times New Roman" w:hAnsi="Times New Roman" w:eastAsia="黑体"/>
-          <w:b w:val="0"/>
-          <w:color w:val="888888"/>
-          <w:sz w:val="24"/>
-        </w:rPr>
-        <w:t>全国首家AI眼镜4S旗舰店落户东莞</w:t>
-      </w:r>
-    </w:p>
-    <w:p>
-      <w:r>
-        <w:rPr>
-          <w:rFonts w:ascii="Times New Roman" w:hAnsi="Times New Roman" w:eastAsia="宋体"/>
-          <w:color w:val="888888"/>
-          <w:sz w:val="18"/>
-        </w:rPr>
-        <w:t>来源:Bing新闻 | 时间:09-04 02:47</w:t>
-      </w:r>
-    </w:p>
-    <w:p>
-      <w:r>
-        <w:rPr>
-          <w:rFonts w:ascii="Times New Roman" w:hAnsi="Times New Roman" w:eastAsia="宋体"/>
-          <w:sz w:val="18"/>
-        </w:rPr>
-        <w:t>链接:</w:t>
-      </w:r>
-      <w:hyperlink r:id="rId24">
-        <w:r>
-          <w:rPr>
-            <w:color w:val="0563C1"/>
-            <w:u w:val="single"/>
-          </w:rPr>
-          <w:t>全国首家AI眼镜4S旗舰店落户东莞</w:t>
         </w:r>
       </w:hyperlink>
     </w:p>
@@ -919,7 +970,7 @@
         </w:rPr>
         <w:t>链接:</w:t>
       </w:r>
-      <w:hyperlink r:id="rId25">
+      <w:hyperlink r:id="rId26">
         <w:r>
           <w:rPr>
             <w:color w:val="0563C1"/>
@@ -982,7 +1033,7 @@
         </w:rPr>
         <w:t>链接:</w:t>
       </w:r>
-      <w:hyperlink r:id="rId26">
+      <w:hyperlink r:id="rId27">
         <w:r>
           <w:rPr>
             <w:color w:val="0563C1"/>
@@ -1033,7 +1084,7 @@
         </w:rPr>
         <w:t>链接:</w:t>
       </w:r>
-      <w:hyperlink r:id="rId27">
+      <w:hyperlink r:id="rId28">
         <w:r>
           <w:rPr>
             <w:color w:val="0563C1"/>
@@ -1084,7 +1135,7 @@
         </w:rPr>
         <w:t>链接:</w:t>
       </w:r>
-      <w:hyperlink r:id="rId28">
+      <w:hyperlink r:id="rId29">
         <w:r>
           <w:rPr>
             <w:color w:val="0563C1"/>
@@ -1164,7 +1215,7 @@
         </w:rPr>
         <w:t>链接:</w:t>
       </w:r>
-      <w:hyperlink r:id="rId29">
+      <w:hyperlink r:id="rId30">
         <w:r>
           <w:rPr>
             <w:color w:val="0563C1"/>
@@ -1215,7 +1266,7 @@
         </w:rPr>
         <w:t>链接:</w:t>
       </w:r>
-      <w:hyperlink r:id="rId30">
+      <w:hyperlink r:id="rId31">
         <w:r>
           <w:rPr>
             <w:color w:val="0563C1"/>
@@ -1266,7 +1317,7 @@
         </w:rPr>
         <w:t>链接:</w:t>
       </w:r>
-      <w:hyperlink r:id="rId31">
+      <w:hyperlink r:id="rId32">
         <w:r>
           <w:rPr>
             <w:color w:val="0563C1"/>
@@ -1317,7 +1368,7 @@
         </w:rPr>
         <w:t>链接:</w:t>
       </w:r>
-      <w:hyperlink r:id="rId32">
+      <w:hyperlink r:id="rId33">
         <w:r>
           <w:rPr>
             <w:color w:val="0563C1"/>
@@ -1368,7 +1419,7 @@
         </w:rPr>
         <w:t>链接:</w:t>
       </w:r>
-      <w:hyperlink r:id="rId33">
+      <w:hyperlink r:id="rId34">
         <w:r>
           <w:rPr>
             <w:color w:val="0563C1"/>
@@ -1419,7 +1470,7 @@
         </w:rPr>
         <w:t>链接:</w:t>
       </w:r>
-      <w:hyperlink r:id="rId34">
+      <w:hyperlink r:id="rId35">
         <w:r>
           <w:rPr>
             <w:color w:val="0563C1"/>
@@ -1470,7 +1521,7 @@
         </w:rPr>
         <w:t>链接:</w:t>
       </w:r>
-      <w:hyperlink r:id="rId35">
+      <w:hyperlink r:id="rId36">
         <w:r>
           <w:rPr>
             <w:color w:val="0563C1"/>
@@ -1521,7 +1572,7 @@
         </w:rPr>
         <w:t>链接:</w:t>
       </w:r>
-      <w:hyperlink r:id="rId36">
+      <w:hyperlink r:id="rId37">
         <w:r>
           <w:rPr>
             <w:color w:val="0563C1"/>
@@ -1584,7 +1635,7 @@
         </w:rPr>
         <w:t>链接:</w:t>
       </w:r>
-      <w:hyperlink r:id="rId37">
+      <w:hyperlink r:id="rId38">
         <w:r>
           <w:rPr>
             <w:color w:val="0563C1"/>
